--- a/draftdesk-prd.docx
+++ b/draftdesk-prd.docx
@@ -15,7 +15,7 @@
     </w:p>
     <w:p>
       <w:r>
-        <w:t>Context aware drafting for customer success workflows</w:t>
+        <w:t xml:space="preserve">Draft account documents from approved customer records</w:t>
       </w:r>
     </w:p>
     <w:p>
@@ -34,17 +34,17 @@
         <w:rPr>
           <w:color w:val="000000"/>
         </w:rPr>
-        <w:t>Product decision and opportunity</w:t>
-      </w:r>
-    </w:p>
-    <w:p>
-      <w:r>
-        <w:t>DraftDesk is a proposed AI drafting product for customer success teams that repeatedly turn account information into quarterly business reviews and escalation summaries. I would launch with those two workflows, a source-linked context review, and an editable draft that requires human approval before export. Marketing briefs and RFP responses remain expansion opportunities after the initial workflow earns repeat use.</w:t>
-      </w:r>
-    </w:p>
-    <w:p>
-      <w:r>
-        <w:t>The original concept correctly centers recurring outputs rather than open-ended prompting. The sharper value proposition is reduced preparation and review time for a trustworthy account document. A fast first draft is useful only if the user can verify facts, resolve missing context, and confidently revise the output.</w:t>
+        <w:t xml:space="preserve">Product scope</w:t>
+      </w:r>
+    </w:p>
+    <w:p>
+      <w:r>
+        <w:t xml:space="preserve">DraftDesk is a proposed AI drafting tool for customer success teams preparing quarterly business reviews and escalation summaries. I scoped the first release around these two documents, source review, editable drafts, and human approval before export. Marketing briefs and RFP responses would follow only after users repeatedly benefit from the initial workflows.</w:t>
+      </w:r>
+    </w:p>
+    <w:p>
+      <w:r>
+        <w:t xml:space="preserve">The goal is to reduce total preparation and review time for recurring account documents. Faster drafting matters only if users can verify facts, resolve missing context, and edit the result.</w:t>
       </w:r>
     </w:p>
     <w:p>
@@ -55,12 +55,12 @@
         <w:rPr>
           <w:color w:val="000000"/>
         </w:rPr>
-        <w:t>Competitive research changes the thesis</w:t>
-      </w:r>
-    </w:p>
-    <w:p>
-      <w:r>
-        <w:t>Microsoft already supports CRM-aware summaries and meeting preparation through its Sales agent, including Salesforce support. Notion announced Salesforce search in March 2026. These capabilities weaken the original claim that horizontal platforms cannot connect business context. DraftDesk must demonstrate a better workflow for a specific CS deliverable, including evidence tracing and review effort. [D1–D3]</w:t>
+        <w:t xml:space="preserve">Existing alternatives</w:t>
+      </w:r>
+    </w:p>
+    <w:p>
+      <w:r>
+        <w:t xml:space="preserve">Microsoft’s Sales agent already provides CRM-aware summaries and meeting preparation, including Salesforce support. Notion added Salesforce search in March 2026. DraftDesk would need to reduce work on a specific CS document beyond these tools, with sources users can trace and review. [D1–D3]</w:t>
       </w:r>
     </w:p>
     <w:tbl>
@@ -287,7 +287,7 @@
                 <w:color w:val="222222"/>
                 <w:sz w:val="18"/>
               </w:rPr>
-              <w:t>Initial differentiation</w:t>
+              <w:t xml:space="preserve">Benefit to test</w:t>
             </w:r>
           </w:p>
         </w:tc>
@@ -386,7 +386,7 @@
     </w:p>
     <w:p>
       <w:r>
-        <w:t>Stage: pre-build product case study and proposed PRD. The 13-week sequence is a gated plan, not a completed roadmap. User interviews, evaluation scores, customer pilots, and revenue are not implied by the requirements.</w:t>
+        <w:t xml:space="preserve">Status: product concept, not launched or validated. The 13-week plan, interviews, evaluations, pilots, and revenue scenarios below are proposed.</w:t>
       </w:r>
     </w:p>
     <w:p>
@@ -402,12 +402,12 @@
         <w:rPr>
           <w:color w:val="000000"/>
         </w:rPr>
-        <w:t>Discovery and workflow selection</w:t>
-      </w:r>
-    </w:p>
-    <w:p>
-      <w:r>
-        <w:t>The original research describes 4–6 hours of weekly first-draft work and a 70M+ US knowledge-worker market. The time estimate is a problem input to validate by workflow; it is not automatically the amount DraftDesk can save. The broad population is context, while the initial reachable customer is a CS team with recurring account documents and permission to use its source systems.</w:t>
+        <w:t xml:space="preserve">Discovery and workflow selection</w:t>
+      </w:r>
+    </w:p>
+    <w:p>
+      <w:r>
+        <w:t xml:space="preserve">The original concept uses 4–6 hours of weekly first-draft work and a 70M+ US knowledge-worker market as unvalidated planning inputs. The time estimate does not establish how much DraftDesk could save. I would focus research on CS teams that prepare recurring account documents and have permission to use their source systems.</w:t>
       </w:r>
     </w:p>
     <w:p>
@@ -423,12 +423,12 @@
     </w:p>
     <w:p>
       <w:r>
-        <w:t>Priya, the original illustrative persona, manages 40 accounts at a Series C SaaS company and produces 8–12 account documents per month. She needs a credible executive narrative and concrete next actions. Her manager needs consistent review quality. The CRM and call-platform administrators need to understand access, retention, and the consequences of exporting customer information.</w:t>
-      </w:r>
-    </w:p>
-    <w:p>
-      <w:r>
-        <w:t>The original assumption that an individual CSM can connect every tool without IT involvement does not hold as a general rule. Gong documents tech-admin setup and organization-level OAuth. Integration permission is therefore part of customer qualification, not a late onboarding surprise. [D4]</w:t>
+        <w:t xml:space="preserve">Priya is an illustrative persona managing 40 accounts at a Series C SaaS company and preparing 8–12 account documents monthly. She needs accurate summaries and specific next steps; her manager reviews quality. CRM and call-platform administrators must approve access, retention, and export of customer information.</w:t>
+      </w:r>
+    </w:p>
+    <w:p>
+      <w:r>
+        <w:t xml:space="preserve">An individual CSM cannot necessarily connect the required tools. Gong specifies tech-admin setup and organization-level OAuth, so integration approval must be checked when recruiting pilot teams. [D4]</w:t>
       </w:r>
     </w:p>
     <w:p>
@@ -444,7 +444,7 @@
     </w:p>
     <w:p>
       <w:r>
-        <w:t>QBRs and escalations share account identity and evidence but have different review criteria. A QBR must connect business objectives, observed progress, risks, and next actions. An escalation must preserve chronology, severity, ownership, and commitments without inventing a resolution. RFP responses need approved knowledge and procurement review; marketing briefs need a different source set. Adding all four at once would make quality harder to diagnose.</w:t>
+        <w:t xml:space="preserve">QBRs and escalations use the same account identity and evidence but need different reviews. QBRs connect business objectives, observed progress, risks, and next actions. Escalations need accurate chronology, severity, ownership, and commitments. RFP responses require approved knowledge and procurement review; marketing briefs use different sources. Starting with two templates keeps quality checks manageable.</w:t>
       </w:r>
     </w:p>
     <w:p>
@@ -516,7 +516,7 @@
         <w:rPr>
           <w:color w:val="000000"/>
         </w:rPr>
-        <w:t>Context review and document workflow</w:t>
+        <w:t xml:space="preserve">Source review and drafting workflow</w:t>
       </w:r>
     </w:p>
     <w:tbl>
@@ -1156,12 +1156,12 @@
         <w:rPr>
           <w:color w:val="000000"/>
         </w:rPr>
-        <w:t>QBR content contract</w:t>
-      </w:r>
-    </w:p>
-    <w:p>
-      <w:r>
-        <w:t>The template includes account goals, period covered, evidence-backed progress, open risks, value delivered, and next-quarter actions with owners. Contract revenue, renewal dates, and health labels are sourced fields, not model guesses. If product usage or success-plan data is absent, the draft explicitly leaves that section incomplete rather than deriving success from positive call language.</w:t>
+        <w:t xml:space="preserve">QBR requirements</w:t>
+      </w:r>
+    </w:p>
+    <w:p>
+      <w:r>
+        <w:t xml:space="preserve">The QBR template includes account goals, the reporting period, supported progress, open risks, value delivered, and next-quarter actions with owners. Revenue, renewal dates, and health labels require sources. Missing usage or success-plan data leaves an incomplete section; positive call language cannot establish customer success.</w:t>
       </w:r>
     </w:p>
     <w:p>
@@ -1172,12 +1172,12 @@
         <w:rPr>
           <w:color w:val="000000"/>
         </w:rPr>
-        <w:t>Escalation content contract</w:t>
-      </w:r>
-    </w:p>
-    <w:p>
-      <w:r>
-        <w:t>The template includes issue summary, customer impact, dated chronology, confirmed actions, unresolved questions, and named next steps only when supported. It distinguishes a proposed action from a commitment already made. The model may summarize an approved source; it may not invent a customer concession, SLA, deadline, or account owner.</w:t>
+        <w:t xml:space="preserve">Escalation requirements</w:t>
+      </w:r>
+    </w:p>
+    <w:p>
+      <w:r>
+        <w:t xml:space="preserve">The escalation template includes the issue, customer impact, dated chronology, confirmed actions, unresolved questions, and supported next steps. Separate proposed actions from existing commitments. Summaries must not invent a concession, SLA, deadline, or account owner.</w:t>
       </w:r>
     </w:p>
     <w:p>
@@ -1271,7 +1271,7 @@
         <w:rPr>
           <w:color w:val="000000"/>
         </w:rPr>
-        <w:t>P0 Source grounded drafting</w:t>
+        <w:t xml:space="preserve">P0 Draft from approved sources</w:t>
       </w:r>
     </w:p>
     <w:p>
@@ -1492,7 +1492,7 @@
                 <w:color w:val="222222"/>
                 <w:sz w:val="18"/>
               </w:rPr>
-              <w:t>A complete and measurable drafting loop.</w:t>
+              <w:t xml:space="preserve">Complete the workflow from source selection to reviewed export.</w:t>
             </w:r>
           </w:p>
         </w:tc>
@@ -1578,7 +1578,7 @@
                 <w:color w:val="222222"/>
                 <w:sz w:val="18"/>
               </w:rPr>
-              <w:t>Add when repeated individual value is established.</w:t>
+              <w:t xml:space="preserve">Add after users show repeated benefit from individual drafting.</w:t>
             </w:r>
           </w:p>
         </w:tc>
@@ -1664,7 +1664,7 @@
                 <w:color w:val="222222"/>
                 <w:sz w:val="18"/>
               </w:rPr>
-              <w:t>After reliable DOCX formatting and permissions are proven.</w:t>
+              <w:t xml:space="preserve">Add after DOCX formatting and permission checks pass.</w:t>
             </w:r>
           </w:p>
         </w:tc>
@@ -1750,7 +1750,7 @@
                 <w:color w:val="222222"/>
                 <w:sz w:val="18"/>
               </w:rPr>
-              <w:t>Require new source contracts or introduce expansion work before quality is established.</w:t>
+              <w:t xml:space="preserve">Each adds source requirements or scope before the initial quality tests pass.</w:t>
             </w:r>
           </w:p>
         </w:tc>
@@ -1774,12 +1774,12 @@
         <w:rPr>
           <w:color w:val="000000"/>
         </w:rPr>
-        <w:t>Integration architecture and data governance</w:t>
-      </w:r>
-    </w:p>
-    <w:p>
-      <w:r>
-        <w:t>Proposed flow: tenant-aware authorization → permitted source retrieval → normalized evidence records → user confirmation → structured generation → evidence checks → versioned editor → reviewed export. A generation request uses a fixed evidence snapshot, so later connector refreshes cannot silently change the provenance of an existing draft.</w:t>
+        <w:t xml:space="preserve">Architecture and data handling</w:t>
+      </w:r>
+    </w:p>
+    <w:p>
+      <w:r>
+        <w:t xml:space="preserve">Proposed flow: tenant-aware authorization → permitted source retrieval → normalized evidence records → user confirmation → structured generation → evidence checks → versioned editor → reviewed export. Each request uses a fixed source snapshot; connector refreshes cannot change the evidence behind an existing draft.</w:t>
       </w:r>
     </w:p>
     <w:tbl>
@@ -2111,17 +2111,17 @@
         <w:rPr>
           <w:color w:val="000000"/>
         </w:rPr>
-        <w:t>Authorization must survive retrieval</w:t>
-      </w:r>
-    </w:p>
-    <w:p>
-      <w:r>
-        <w:t>Gong’s OAuth setup is organization-level rather than user-level. Its individual-call access lookup does not cover every access mechanism. DraftDesk must not equate an integration token’s access with permission for every end user. Begin with explicitly approved workspaces and calls, and expand only after an effective permission design is validated. [D4, D5]</w:t>
-      </w:r>
-    </w:p>
-    <w:p>
-      <w:r>
-        <w:t>Salesforce distinguishes record sharing from object and field permissions. Preserve the authenticated user’s effective access through retrieval, caching, generation, and export. Recheck access before displaying saved evidence; an old cached result must not bypass a later revocation. [D6]</w:t>
+        <w:t xml:space="preserve">Preserve access permissions</w:t>
+      </w:r>
+    </w:p>
+    <w:p>
+      <w:r>
+        <w:t xml:space="preserve">Gong OAuth applies at organization level, and its individual-call lookup does not cover every access mechanism. An integration token must not grant every DraftDesk user access to everything it can retrieve. Start with approved workspaces and calls; expand only after testing how effective user permissions are enforced. [D4, D5]</w:t>
+      </w:r>
+    </w:p>
+    <w:p>
+      <w:r>
+        <w:t xml:space="preserve">Salesforce record sharing, object permissions, and field permissions are separate controls. Preserve each user’s effective access during retrieval, caching, generation, and export. Recheck access before displaying saved evidence so cached results cannot bypass revoked permission. [D6]</w:t>
       </w:r>
     </w:p>
     <w:p>
@@ -2137,7 +2137,7 @@
     </w:p>
     <w:p>
       <w:r>
-        <w:t>Proposed default: raw retrieved transcripts expire within 24 hours after processing; saved drafts and selected supporting excerpts are retained for 90 days, configurable by the tenant. These choices require customer and security approval. Retaining a draft also retains sensitive information; “no transcript storage” is not equivalent to “no customer data storage.” Gong cautions that transcripts may contain confidential data and recommends its own assistant over uploading transcripts to external AI tools. Confirm contractual permission for the proposed processing before a pilot. [D7]</w:t>
+        <w:t xml:space="preserve">Proposed retention: delete raw retrieved transcripts within 24 hours of processing; keep saved drafts and selected excerpts for 90 days, configurable by the tenant. These periods need customer and security approval. Drafts and excerpts still contain sensitive data. Gong warns about confidential transcripts and recommends its own assistant over external AI tools; confirm contractual permission before a pilot. [D7]</w:t>
       </w:r>
     </w:p>
     <w:p>
@@ -2195,12 +2195,12 @@
         <w:rPr>
           <w:color w:val="000000"/>
         </w:rPr>
-        <w:t>AI quality and adversarial evaluation</w:t>
-      </w:r>
-    </w:p>
-    <w:p>
-      <w:r>
-        <w:t>The principal failure is a plausible document containing an unsupported fact. Evaluate the whole pipeline rather than model fluency alone. Retrieval correctness, factual support, permissions, edit preservation, and export accuracy each have separate checks.</w:t>
+        <w:t xml:space="preserve">AI quality and adversarial tests</w:t>
+      </w:r>
+    </w:p>
+    <w:p>
+      <w:r>
+        <w:t xml:space="preserve">A fluent draft can contain unsupported facts. Test retrieval, factual support, permissions, edit preservation, and export accuracy separately.</w:t>
       </w:r>
     </w:p>
     <w:tbl>
@@ -2759,7 +2759,7 @@
     </w:p>
     <w:p>
       <w:r>
-        <w:t>Create 40 approved or simulated account packets: 20 QBR and 20 escalation cases, spanning sparse data, contradictory records, stale fields, missing owners, transcript errors, and permission changes. Two reviewers independently score a subset and reconcile disagreements. Report results by failure type rather than hiding rare critical errors inside an average quality score.</w:t>
+        <w:t xml:space="preserve">Prepare 40 approved or simulated account packets: 20 QBR and 20 escalation cases. Include sparse data, conflicting records, stale fields, missing owners, transcript errors, and permission changes. Have two reviewers independently score a subset and resolve disagreements. Report each failure type so averages cannot conceal critical errors.</w:t>
       </w:r>
     </w:p>
     <w:p>
@@ -2831,7 +2831,7 @@
     </w:p>
     <w:p>
       <w:r>
-        <w:t>Use deterministic checks for schemas and structured numerical fields, and human review for semantic support and usefulness. A model-based evaluator may assist triage but must not be the only gate for its own generated claims. Run the suite after changes to prompts, models, templates, connector mappings, or retrieval logic. Keep a rollback path to the last accepted version.</w:t>
+        <w:t xml:space="preserve">Use deterministic checks for schemas and numerical fields, and human review for source support and usefulness. A model evaluator may help triage, but cannot be the only check on generated claims. Rerun tests after changes to prompts, models, templates, connector mappings, or retrieval. Keep the last accepted version available for rollback.</w:t>
       </w:r>
     </w:p>
     <w:p>
@@ -2847,12 +2847,12 @@
         <w:rPr>
           <w:color w:val="000000"/>
         </w:rPr>
-        <w:t>Measurement and validation experiments</w:t>
-      </w:r>
-    </w:p>
-    <w:p>
-      <w:r>
-        <w:t>Measure total active preparation time from context gathering through a human-approved export. Capture retrieval, drafting, verification, and revision separately. Faster generation with longer fact-checking is not a productivity gain.</w:t>
+        <w:t xml:space="preserve">Metrics and planned experiments</w:t>
+      </w:r>
+    </w:p>
+    <w:p>
+      <w:r>
+        <w:t xml:space="preserve">Measure active preparation time from gathering context through human-approved export. Track retrieval, drafting, verification, and revision separately to check whether fact-checking erases drafting savings.</w:t>
       </w:r>
     </w:p>
     <w:tbl>
@@ -3043,7 +3043,7 @@
                 <w:color w:val="222222"/>
                 <w:sz w:val="18"/>
               </w:rPr>
-              <w:t>Original goal: 3+ per week by Day 60, segmented by workflow frequency.</w:t>
+              <w:t xml:space="preserve">3+ per week by Day 60, segmented by workflow frequency.</w:t>
             </w:r>
           </w:p>
         </w:tc>
@@ -3215,7 +3215,7 @@
                 <w:color w:val="222222"/>
                 <w:sz w:val="18"/>
               </w:rPr>
-              <w:t>Retain original ≥70% target.</w:t>
+              <w:t xml:space="preserve">≥70%, as proposed in the original concept.</w:t>
             </w:r>
           </w:p>
         </w:tc>
@@ -3301,7 +3301,7 @@
                 <w:color w:val="222222"/>
                 <w:sz w:val="18"/>
               </w:rPr>
-              <w:t>Retain ≥70% target; segment admin-blocked users.</w:t>
+              <w:t xml:space="preserve">≥70%; report admin-blocked users separately.</w:t>
             </w:r>
           </w:p>
         </w:tc>
@@ -3411,22 +3411,22 @@
     </w:p>
     <w:p>
       <w:r>
-        <w:t>A proposed five-team pilot compares matched tasks in the existing workflow and DraftDesk. Counterbalance task order where possible and use the same approved source packet for each method. Have reviewers rate outputs without knowing which tool produced them. Record differences in reviewer standards and source completeness across teams; report paired medians and the distribution, not a single average saving.</w:t>
-      </w:r>
-    </w:p>
-    <w:p>
-      <w:r>
-        <w:t>Instrument template_selected, context_confirmed, evidence_missing, draft_generated, claim_flagged, section_regenerated, review_completed, and export_completed. Tag template, model version, connector state, and duration. Do not infer that an exported file was sent to a client. The original ≥60% draft-to-send goal requires explicit user feedback or a separately approved integration.</w:t>
-      </w:r>
-    </w:p>
-    <w:p>
-      <w:r>
-        <w:t>Keep original targets as hypotheses: ≥60% integration connection, 25% team expansion within 90 days, and ≥70% Month 3 retention for the specified activated cohort. The original &lt;5% integration-error threshold becomes a monitored retrieval-failure target; silent failures have a zero-tolerance acceptance rule.</w:t>
-      </w:r>
-    </w:p>
-    <w:p>
-      <w:r>
-        <w:t>QBRs are quarterly. A three-drafts-per-week target is credible only for users with enough accounts or additional recurring outputs. Avoid excluding slower-cadence users solely because they do not match an artificial weekly habit.</w:t>
+        <w:t xml:space="preserve">In a proposed five-team pilot, compare matched tasks using each team’s existing process and DraftDesk. Counterbalance order where possible and use the same approved source packet. Have reviewers score outputs without knowing the tool used. Record differences in review standards and source completeness, then report paired medians and distributions.</w:t>
+      </w:r>
+    </w:p>
+    <w:p>
+      <w:r>
+        <w:t xml:space="preserve">Instrument template_selected, context_confirmed, evidence_missing, draft_generated, claim_flagged, section_regenerated, review_completed, and export_completed. Record template, model version, connector status, and duration. An export does not establish that a document was sent; the ≥60% draft-to-send target requires user feedback or a separately approved integration.</w:t>
+      </w:r>
+    </w:p>
+    <w:p>
+      <w:r>
+        <w:t xml:space="preserve">Additional proposed targets are ≥60% integration connection, 25% team expansion within 90 days, and ≥70% Month 3 retention for the specified activated cohort. Monitor retrieval failures against the &lt;5% integration-error target. No silent failure is acceptable.</w:t>
+      </w:r>
+    </w:p>
+    <w:p>
+      <w:r>
+        <w:t xml:space="preserve">QBRs occur quarterly. Apply the three-drafts-per-week target only to users with enough accounts or other recurring documents, and assess other users against their actual document cycle.</w:t>
       </w:r>
     </w:p>
     <w:p>
@@ -3442,7 +3442,7 @@
         <w:rPr>
           <w:color w:val="000000"/>
         </w:rPr>
-        <w:t>Positioning and unit economics</w:t>
+        <w:t xml:space="preserve">Competition and unit economics</w:t>
       </w:r>
     </w:p>
     <w:tbl>
@@ -3547,7 +3547,7 @@
                 <w:color w:val="FFFFFF"/>
                 <w:sz w:val="18"/>
               </w:rPr>
-              <w:t>Required DraftDesk advantage</w:t>
+              <w:t xml:space="preserve">Benefit to test</w:t>
             </w:r>
           </w:p>
         </w:tc>
@@ -3805,7 +3805,7 @@
                 <w:color w:val="222222"/>
                 <w:sz w:val="18"/>
               </w:rPr>
-              <w:t>A coherent document across approved sources without losing provenance.</w:t>
+              <w:t xml:space="preserve">Combine approved sources into a document while retaining their provenance.</w:t>
             </w:r>
           </w:p>
         </w:tc>
@@ -3915,7 +3915,7 @@
     </w:p>
     <w:p>
       <w:r>
-        <w:t>Retain the proposed Free tier of five drafts monthly, Pro at $18 per seat monthly, and Team at $14 per seat monthly for five or more seats. Validate whether included usage and support make these prices viable. The original “unlimited” generation promise should not be committed before usage distribution and model costs are measured.</w:t>
+        <w:t xml:space="preserve">Test Free with five drafts monthly, Pro at $18 per seat monthly, and Team at $14 per seat monthly for five or more seats. Measure usage and support costs before promising unlimited generation.</w:t>
       </w:r>
     </w:p>
     <w:tbl>
@@ -4291,17 +4291,17 @@
     </w:p>
     <w:p>
       <w:r>
-        <w:t>The original $1.6M opportunity corresponds approximately to an all-Pro seat mix. It is not the revenue of every 7,500-seat mix and is not a demand forecast. A five-seat Team customer pays $70 monthly. At a proposed 75% contribution margin, its monthly contribution is $52.50 and a six-month CAC payback ceiling is $315 before onboarding cost.</w:t>
-      </w:r>
-    </w:p>
-    <w:p>
-      <w:r>
-        <w:t>At $14 per seat and 75% contribution margin, variable cost must stay at or below $3.50 per seat monthly. If a seat generates 20 drafts, that permits at most $0.175 per draft only if all variable cost were allocated to generation; connector, storage, support, and payment costs reduce that budget. Measure token usage, retries, retrieval, and support time before offering high-touch onboarding.</w:t>
-      </w:r>
-    </w:p>
-    <w:p>
-      <w:r>
-        <w:t>Test pricing against the user’s current paid tools and observed time savings. A ten-minute saving on two monthly documents may not support the same price as several hours saved. Recruit a team buyer with admin approval rather than relying on unqualified individual signups.</w:t>
+        <w:t xml:space="preserve">The $1.6M estimate approximates the all-Pro scenario, not every 7,500-seat mix or a demand forecast. A five-seat Team customer would pay $70 monthly. At an assumed 75% contribution margin, that yields $52.50 monthly contribution and a $315 CAC ceiling for six-month payback before onboarding.</w:t>
+      </w:r>
+    </w:p>
+    <w:p>
+      <w:r>
+        <w:t xml:space="preserve">At $14 per seat and an assumed 75% contribution margin, variable costs must stay at or below $3.50 per seat monthly. At 20 drafts per seat, the maximum generation budget would be $0.175 per draft if no other variable costs existed. Connectors, storage, support, and payments reduce that amount. Measure tokens, retries, retrieval, and support time before offering extensive onboarding.</w:t>
+      </w:r>
+    </w:p>
+    <w:p>
+      <w:r>
+        <w:t xml:space="preserve">Test pricing against existing paid tools and measured time savings. Saving ten minutes on two monthly documents may not support the same price as saving several hours. Recruit a buyer with admin approval, rather than counting individual signups as qualified demand.</w:t>
       </w:r>
     </w:p>
     <w:p>
@@ -4317,7 +4317,7 @@
         <w:rPr>
           <w:color w:val="000000"/>
         </w:rPr>
-        <w:t>Roadmap release gates and product judgment</w:t>
+        <w:t xml:space="preserve">Roadmap and release criteria</w:t>
       </w:r>
     </w:p>
     <w:tbl>
@@ -4876,7 +4876,7 @@
     </w:p>
     <w:p>
       <w:r>
-        <w:t>Proposed targets are generation p95 within 60 seconds and p50 within 30 seconds; retrieval p95 within eight seconds when upstream services are healthy; DOCX export within 15 seconds for the supported template size; and 99.5% service availability during beta. Publish the test workload, source sizes, and failure rate with measurements. Timeouts preserve state, and a background retry never replaces approved content.</w:t>
+        <w:t xml:space="preserve">Proposed targets: generation p95 within 60 seconds and p50 within 30 seconds; retrieval p95 within eight seconds when upstream services are healthy; DOCX export within 15 seconds for supported templates; and 99.5% beta availability. Report workload, source sizes, and failure rates with timings. Timeouts must preserve state; background retries cannot replace approved content.</w:t>
       </w:r>
     </w:p>
     <w:p>
@@ -4887,12 +4887,12 @@
         <w:rPr>
           <w:color w:val="000000"/>
         </w:rPr>
-        <w:t>Decisions worth defending</w:t>
-      </w:r>
-    </w:p>
-    <w:p>
-      <w:r>
-        <w:t>I would choose two related templates before expanding across departments, because the evaluation criteria and source contracts stay tractable. I would prioritize evidence review ahead of an in-app approval suite, because users already have ways to share documents but cannot cheaply detect fabricated facts. I would require an administrator-supported pilot because integration authorization is part of the product, not an edge case.</w:t>
+        <w:t xml:space="preserve">Why I chose this scope</w:t>
+      </w:r>
+    </w:p>
+    <w:p>
+      <w:r>
+        <w:t xml:space="preserve">I chose two related templates to keep source requirements and quality tests manageable. Evidence review comes before in-app approvals because users can already share documents, while unsupported facts are hard to catch. Pilot teams need administrator approval because permissions are required for the core workflow.</w:t>
       </w:r>
     </w:p>
     <w:p>
@@ -4903,7 +4903,7 @@
         <w:rPr>
           <w:color w:val="000000"/>
         </w:rPr>
-        <w:t>Stop and reconsider criteria</w:t>
+        <w:t xml:space="preserve">When to pause or reconsider</w:t>
       </w:r>
     </w:p>
     <w:p>
@@ -4945,7 +4945,7 @@
         <w:t xml:space="preserve">• </w:t>
       </w:r>
       <w:r>
-        <w:t>If existing Microsoft, Notion, or Gong workflows perform equally well, reconsider the wedge before building more integrations.</w:t>
+        <w:t>If existing Microsoft, Notion, or Gong workflows perform equally well, reconsider the use case before adding integrations.</w:t>
       </w:r>
     </w:p>
     <w:p>
@@ -4964,7 +4964,7 @@
     </w:p>
     <w:p>
       <w:r>
-        <w:t>Evidence for the next investment decision should include annotated source packets, an evaluation report with failure examples, a paired workflow study, a connector permissions design, and paid-pilot decisions. These would substantiate the product case more effectively than a waitlist target or an assumed Product Hunt ranking.</w:t>
+        <w:t xml:space="preserve">Before further investment, I would review annotated source packets, test failures, paired workflow timings, connector permissions, and paid-pilot decisions. A waitlist or assumed Product Hunt ranking would not answer whether the product saves work at acceptable quality and cost.</w:t>
       </w:r>
     </w:p>
     <w:p>
@@ -4985,7 +4985,7 @@
     </w:p>
     <w:p>
       <w:r>
-        <w:t>External research checked in September 2026. Bracketed references identify the source supporting the adjacent claim. Product documentation establishes stated capabilities; proposed architecture, tests, targets, and business scenarios are product recommendations.</w:t>
+        <w:t xml:space="preserve">Sources checked in September 2026. Bracketed references support nearby factual claims. Architecture, tests, targets, and business scenarios are proposals.</w:t>
       </w:r>
     </w:p>
     <w:p>
@@ -5185,12 +5185,12 @@
         <w:rPr>
           <w:color w:val="000000"/>
         </w:rPr>
-        <w:t>Original case study research</w:t>
-      </w:r>
-    </w:p>
-    <w:p>
-      <w:r>
-        <w:t>The original one-pager and PRD remain the source for the initial personas, discovery findings, pricing hypotheses, and targets. The revision adds current external research and proposed validation. An experiment described as proposed has not been represented as completed research.</w:t>
+        <w:t xml:space="preserve">Concept research</w:t>
+      </w:r>
+    </w:p>
+    <w:p>
+      <w:r>
+        <w:t xml:space="preserve">The original case study supplied illustrative personas, unvalidated market and time estimates, pricing assumptions, and targets. This PRD adds vendor and platform references and proposed tests.</w:t>
       </w:r>
     </w:p>
     <w:sectPr>
